--- a/Ficha-Proyecto-Final.docx
+++ b/Ficha-Proyecto-Final.docx
@@ -25,7 +25,7 @@
           <w:i/>
           <w:color w:val="666666"/>
         </w:rPr>
-        <w:t xml:space="preserve">Completa esta ficha con tu problema real de trabajo. MagnaTic · AI Business Lab.</w:t>
+        <w:t xml:space="preserve">Completa esta ficha con tu problema real de trabajo. Magnatic · AI Business Lab.</w:t>
       </w:r>
     </w:p>
     <w:p>
